--- a/КС/ЛАБА 2.docx
+++ b/КС/ЛАБА 2.docx
@@ -1218,12 +1218,13 @@
             <w:r>
               <w:rPr>
                 <w:rFonts w:ascii="Times New Roman" w:hAnsi="Times New Roman" w:cs="Times New Roman"/>
+                <w:noProof/>
                 <w:color w:val="000000" w:themeColor="text1"/>
                 <w:sz w:val="28"/>
                 <w:szCs w:val="28"/>
               </w:rPr>
               <w:drawing>
-                <wp:inline distT="0" distB="0" distL="0" distR="0" wp14:anchorId="6CE5BFAE" wp14:editId="1F431279">
+                <wp:inline distT="0" distB="0" distL="0" distR="0" wp14:anchorId="6CE5BFAE" wp14:editId="4FBA2088">
                   <wp:extent cx="2670595" cy="257810"/>
                   <wp:effectExtent l="0" t="0" r="0" b="8890"/>
                   <wp:docPr id="79783336" name="Рисунок 1"/>
@@ -1244,7 +1245,7 @@
                           </a:stretch>
                         </pic:blipFill>
                         <pic:spPr>
-                          <a:xfrm flipV="1">
+                          <a:xfrm>
                             <a:off x="0" y="0"/>
                             <a:ext cx="3006884" cy="290274"/>
                           </a:xfrm>
@@ -1336,12 +1337,13 @@
             <w:r>
               <w:rPr>
                 <w:rFonts w:ascii="Times New Roman" w:hAnsi="Times New Roman" w:cs="Times New Roman"/>
+                <w:noProof/>
                 <w:color w:val="000000" w:themeColor="text1"/>
                 <w:sz w:val="28"/>
                 <w:szCs w:val="28"/>
               </w:rPr>
               <w:drawing>
-                <wp:inline distT="0" distB="0" distL="0" distR="0" wp14:anchorId="37642493" wp14:editId="785C16DB">
+                <wp:inline distT="0" distB="0" distL="0" distR="0" wp14:anchorId="37642493" wp14:editId="2A99A65B">
                   <wp:extent cx="2628900" cy="253784"/>
                   <wp:effectExtent l="0" t="0" r="0" b="0"/>
                   <wp:docPr id="1498066983" name="Рисунок 1"/>
@@ -1362,7 +1364,7 @@
                           </a:stretch>
                         </pic:blipFill>
                         <pic:spPr>
-                          <a:xfrm flipV="1">
+                          <a:xfrm>
                             <a:off x="0" y="0"/>
                             <a:ext cx="3046832" cy="294130"/>
                           </a:xfrm>
@@ -1464,6 +1466,7 @@
             <w:r>
               <w:rPr>
                 <w:rFonts w:ascii="Times New Roman" w:hAnsi="Times New Roman" w:cs="Times New Roman"/>
+                <w:noProof/>
                 <w:color w:val="000000" w:themeColor="text1"/>
                 <w:sz w:val="28"/>
                 <w:szCs w:val="28"/>
@@ -1630,6 +1633,7 @@
             <w:r>
               <w:rPr>
                 <w:rFonts w:ascii="Times New Roman" w:hAnsi="Times New Roman" w:cs="Times New Roman"/>
+                <w:noProof/>
                 <w:color w:val="000000" w:themeColor="text1"/>
                 <w:sz w:val="28"/>
                 <w:szCs w:val="28"/>
@@ -1756,6 +1760,7 @@
             <w:r>
               <w:rPr>
                 <w:rFonts w:ascii="Times New Roman" w:hAnsi="Times New Roman" w:cs="Times New Roman"/>
+                <w:noProof/>
                 <w:color w:val="000000" w:themeColor="text1"/>
                 <w:sz w:val="28"/>
                 <w:szCs w:val="28"/>
@@ -1872,6 +1877,7 @@
             <w:r>
               <w:rPr>
                 <w:rFonts w:ascii="Times New Roman" w:hAnsi="Times New Roman" w:cs="Times New Roman"/>
+                <w:noProof/>
                 <w:color w:val="000000" w:themeColor="text1"/>
                 <w:sz w:val="28"/>
                 <w:szCs w:val="28"/>
@@ -2015,6 +2021,7 @@
       <w:r>
         <w:rPr>
           <w:rFonts w:ascii="Times New Roman" w:hAnsi="Times New Roman" w:cs="Times New Roman"/>
+          <w:noProof/>
           <w:color w:val="000000" w:themeColor="text1"/>
           <w:sz w:val="28"/>
           <w:szCs w:val="28"/>
@@ -2254,6 +2261,7 @@
           <w:rFonts w:ascii="Times New Roman" w:hAnsi="Times New Roman" w:cs="Times New Roman"/>
           <w:b/>
           <w:bCs/>
+          <w:noProof/>
           <w:color w:val="000000" w:themeColor="text1"/>
           <w:sz w:val="28"/>
           <w:szCs w:val="28"/>
@@ -2315,6 +2323,7 @@
           <w:rFonts w:ascii="Times New Roman" w:hAnsi="Times New Roman" w:cs="Times New Roman"/>
           <w:b/>
           <w:bCs/>
+          <w:noProof/>
           <w:color w:val="000000" w:themeColor="text1"/>
           <w:sz w:val="28"/>
           <w:szCs w:val="28"/>
@@ -2471,6 +2480,7 @@
       <w:r>
         <w:rPr>
           <w:rFonts w:ascii="Times New Roman" w:hAnsi="Times New Roman" w:cs="Times New Roman"/>
+          <w:noProof/>
           <w:color w:val="000000" w:themeColor="text1"/>
           <w:sz w:val="28"/>
           <w:szCs w:val="28"/>
@@ -2526,6 +2536,7 @@
       <w:r>
         <w:rPr>
           <w:rFonts w:ascii="Times New Roman" w:hAnsi="Times New Roman" w:cs="Times New Roman"/>
+          <w:noProof/>
           <w:color w:val="000000" w:themeColor="text1"/>
           <w:sz w:val="28"/>
           <w:szCs w:val="28"/>
@@ -2626,6 +2637,7 @@
           <w:rFonts w:ascii="Times New Roman" w:hAnsi="Times New Roman" w:cs="Times New Roman"/>
           <w:b/>
           <w:bCs/>
+          <w:noProof/>
           <w:color w:val="000000" w:themeColor="text1"/>
           <w:sz w:val="28"/>
           <w:szCs w:val="28"/>
@@ -2722,6 +2734,7 @@
       <w:r>
         <w:rPr>
           <w:rFonts w:ascii="Times New Roman" w:hAnsi="Times New Roman" w:cs="Times New Roman"/>
+          <w:noProof/>
           <w:color w:val="000000" w:themeColor="text1"/>
           <w:sz w:val="28"/>
           <w:szCs w:val="28"/>
@@ -2781,6 +2794,7 @@
           <w:rFonts w:ascii="Times New Roman" w:hAnsi="Times New Roman" w:cs="Times New Roman"/>
           <w:b/>
           <w:bCs/>
+          <w:noProof/>
           <w:color w:val="000000" w:themeColor="text1"/>
           <w:sz w:val="28"/>
           <w:szCs w:val="28"/>
@@ -2883,7 +2897,16 @@
           <w:szCs w:val="28"/>
           <w:lang w:val="en-US"/>
         </w:rPr>
-        <w:t xml:space="preserve">Ip </w:t>
+        <w:t>Ip</w:t>
+      </w:r>
+      <w:r>
+        <w:rPr>
+          <w:rFonts w:ascii="Times New Roman" w:hAnsi="Times New Roman" w:cs="Times New Roman"/>
+          <w:color w:val="000000" w:themeColor="text1"/>
+          <w:sz w:val="28"/>
+          <w:szCs w:val="28"/>
+        </w:rPr>
+        <w:t xml:space="preserve"> </w:t>
       </w:r>
       <w:r>
         <w:rPr>
@@ -2956,7 +2979,6 @@
           <w:sz w:val="28"/>
           <w:szCs w:val="28"/>
           <w:highlight w:val="green"/>
-          <w:lang w:val="en-US"/>
         </w:rPr>
       </w:pPr>
       <w:r>
@@ -2983,7 +3005,6 @@
           <w:color w:val="833C0B" w:themeColor="accent2" w:themeShade="80"/>
           <w:sz w:val="28"/>
           <w:szCs w:val="28"/>
-          <w:lang w:val="en-US"/>
         </w:rPr>
         <w:t xml:space="preserve">-&gt; </w:t>
       </w:r>
@@ -2994,7 +3015,6 @@
           <w:sz w:val="28"/>
           <w:szCs w:val="28"/>
           <w:highlight w:val="green"/>
-          <w:lang w:val="en-US"/>
         </w:rPr>
         <w:t>192.168.1.0</w:t>
       </w:r>
@@ -3077,17 +3097,16 @@
           <w:color w:val="000000" w:themeColor="text1"/>
           <w:sz w:val="28"/>
           <w:szCs w:val="28"/>
+        </w:rPr>
+      </w:pPr>
+      <w:r>
+        <w:rPr>
+          <w:rFonts w:ascii="Times New Roman" w:hAnsi="Times New Roman" w:cs="Times New Roman"/>
+          <w:color w:val="000000" w:themeColor="text1"/>
+          <w:sz w:val="28"/>
+          <w:szCs w:val="28"/>
           <w:lang w:val="en-US"/>
         </w:rPr>
-      </w:pPr>
-      <w:r>
-        <w:rPr>
-          <w:rFonts w:ascii="Times New Roman" w:hAnsi="Times New Roman" w:cs="Times New Roman"/>
-          <w:color w:val="000000" w:themeColor="text1"/>
-          <w:sz w:val="28"/>
-          <w:szCs w:val="28"/>
-          <w:lang w:val="en-US"/>
-        </w:rPr>
         <w:t>Ethernet</w:t>
       </w:r>
       <w:r>
@@ -3137,7 +3156,6 @@
           <w:color w:val="000000" w:themeColor="text1"/>
           <w:sz w:val="28"/>
           <w:szCs w:val="28"/>
-          <w:lang w:val="en-US"/>
         </w:rPr>
       </w:pPr>
     </w:p>
@@ -3182,6 +3200,7 @@
           <w:rFonts w:ascii="Times New Roman" w:hAnsi="Times New Roman" w:cs="Times New Roman"/>
           <w:b/>
           <w:bCs/>
+          <w:noProof/>
           <w:color w:val="000000" w:themeColor="text1"/>
           <w:sz w:val="28"/>
           <w:szCs w:val="28"/>
@@ -3259,16 +3278,7 @@
           <w:sz w:val="28"/>
           <w:szCs w:val="28"/>
         </w:rPr>
-        <w:t xml:space="preserve"> в</w:t>
-      </w:r>
-      <w:r>
-        <w:rPr>
-          <w:rFonts w:ascii="Times New Roman" w:hAnsi="Times New Roman" w:cs="Times New Roman"/>
-          <w:color w:val="000000" w:themeColor="text1"/>
-          <w:sz w:val="28"/>
-          <w:szCs w:val="28"/>
-        </w:rPr>
-        <w:t xml:space="preserve">ключает IP, DNS, шлюз, </w:t>
+        <w:t xml:space="preserve"> включает IP, DNS, шлюз, </w:t>
       </w:r>
       <w:r>
         <w:rPr>
@@ -4683,6 +4693,7 @@
   <w:style w:type="character" w:default="1" w:styleId="a0">
     <w:name w:val="Default Paragraph Font"/>
     <w:uiPriority w:val="1"/>
+    <w:semiHidden/>
     <w:unhideWhenUsed/>
   </w:style>
   <w:style w:type="table" w:default="1" w:styleId="a1">
